--- a/public/templates/bail-coliving-2026-09.docx
+++ b/public/templates/bail-coliving-2026-09.docx
@@ -3905,7 +3905,7 @@
               <w:rPr>
                 <w:rFonts w:ascii="Aptos" w:hAnsi="Aptos"/>
               </w:rPr>
-              <w:t>{bailleur_signataires}</w:t>
+              <w:t>{titulaire_compte}</w:t>
             </w:r>
           </w:p>
         </w:tc>

--- a/public/templates/bail-coliving-2026-09.docx
+++ b/public/templates/bail-coliving-2026-09.docx
@@ -5202,11 +5202,82 @@
     </w:p>
     <w:p>
       <w:pPr>
+        <w:numPr>
+          <w:ilvl w:val="0"/>
+          <w:numId w:val="1"/>
+        </w:numPr>
+        <w:spacing w:after="60"/>
+        <w:contextualSpacing/>
+        <w:rPr>
+          <w:rFonts w:ascii="Aptos" w:hAnsi="Aptos"/>
+        </w:rPr>
+      </w:pPr>
+      <w:r>
+        <w:rPr>
+          <w:rFonts w:ascii="Aptos" w:hAnsi="Aptos"/>
+        </w:rPr>
+        <w:t>{#annexes_sup}</w:t>
+      </w:r>
+    </w:p>
+    <w:p>
+      <w:pPr>
+        <w:numPr>
+          <w:ilvl w:val="0"/>
+          <w:numId w:val="1"/>
+        </w:numPr>
+        <w:spacing w:after="60"/>
+        <w:contextualSpacing/>
+        <w:rPr>
+          <w:rFonts w:ascii="Aptos" w:hAnsi="Aptos"/>
+        </w:rPr>
+      </w:pPr>
+      <w:r>
+        <w:rPr>
+          <w:rFonts w:ascii="Aptos" w:hAnsi="Aptos"/>
+        </w:rPr>
+        <w:t>{.}</w:t>
+      </w:r>
+    </w:p>
+    <w:p>
+      <w:pPr>
+        <w:numPr>
+          <w:ilvl w:val="0"/>
+          <w:numId w:val="1"/>
+        </w:numPr>
+        <w:spacing w:after="60"/>
+        <w:contextualSpacing/>
+        <w:rPr>
+          <w:rFonts w:ascii="Aptos" w:hAnsi="Aptos"/>
+        </w:rPr>
+      </w:pPr>
+      <w:r>
+        <w:rPr>
+          <w:rFonts w:ascii="Aptos" w:hAnsi="Aptos"/>
+        </w:rPr>
+        <w:t>{/annexes_sup}</w:t>
+      </w:r>
+    </w:p>
+    <w:p>
+      <w:pPr>
         <w:spacing w:after="300"/>
         <w:rPr>
           <w:rFonts w:ascii="Aptos" w:hAnsi="Aptos"/>
         </w:rPr>
       </w:pPr>
+    </w:p>
+    <w:p>
+      <w:pPr>
+        <w:spacing w:before="200" w:after="40"/>
+        <w:rPr>
+          <w:rFonts w:ascii="Aptos" w:hAnsi="Aptos"/>
+        </w:rPr>
+      </w:pPr>
+      <w:r>
+        <w:rPr>
+          <w:rFonts w:ascii="Aptos" w:hAnsi="Aptos"/>
+        </w:rPr>
+        <w:t>{#has_clauses}Clauses particulières : {clauses}{/has_clauses}</w:t>
+      </w:r>
     </w:p>
     <w:p>
       <w:pPr>

--- a/public/templates/bail-coliving-2026-09.docx
+++ b/public/templates/bail-coliving-2026-09.docx
@@ -2035,7 +2035,7 @@
                 <w:sz w:val="36"/>
                 <w:szCs w:val="44"/>
               </w:rPr>
-              <w:t>{loyer_cc} €</w:t>
+              <w:t>{loyer_cc} € {chf_indicatif}</w:t>
             </w:r>
           </w:p>
           <w:p>

--- a/public/templates/bail-coliving-2026-09.docx
+++ b/public/templates/bail-coliving-2026-09.docx
@@ -2035,7 +2035,24 @@
                 <w:sz w:val="36"/>
                 <w:szCs w:val="44"/>
               </w:rPr>
-              <w:t>{loyer_cc} € {chf_indicatif}</w:t>
+              <w:t>{loyer_cc} €</w:t>
+            </w:r>
+            <w:r>
+              <w:rPr>
+                <w:rFonts w:ascii="Aptos" w:hAnsi="Aptos" w:cs="Cormorant Garamond"/>
+                <w:b/>
+                <w:sz w:val="36"/>
+                <w:szCs w:val="44"/>
+              </w:rPr>
+              <w:t xml:space="preserve">     </w:t>
+            </w:r>
+            <w:r>
+              <w:rPr>
+                <w:rFonts w:ascii="Aptos" w:hAnsi="Aptos" w:cs="Cormorant Garamond"/>
+                <w:sz w:val="18"/>
+                <w:szCs w:val="18"/>
+              </w:rPr>
+              <w:t xml:space="preserve">{chf_indicatif}</w:t>
             </w:r>
           </w:p>
           <w:p>
